--- a/Examen 2 ING.REQUISITOS - sistema web para la gestión de citas médicas para la Clínica Vida Salud.docx
+++ b/Examen 2 ING.REQUISITOS - sistema web para la gestión de citas médicas para la Clínica Vida Salud.docx
@@ -1,6 +1,6 @@
 
 <file path=word/document.xml><?xml version="1.0" encoding="utf-8"?>
-<w:document xmlns:wpc="http://schemas.microsoft.com/office/word/2010/wordprocessingCanvas" xmlns:cx="http://schemas.microsoft.com/office/drawing/2014/chartex" xmlns:cx1="http://schemas.microsoft.com/office/drawing/2015/9/8/chartex" xmlns:cx2="http://schemas.microsoft.com/office/drawing/2015/10/21/chartex" xmlns:cx3="http://schemas.microsoft.com/office/drawing/2016/5/9/chartex" xmlns:cx4="http://schemas.microsoft.com/office/drawing/2016/5/10/chartex" xmlns:cx5="http://schemas.microsoft.com/office/drawing/2016/5/11/chartex" xmlns:cx6="http://schemas.microsoft.com/office/drawing/2016/5/12/chartex" xmlns:cx7="http://schemas.microsoft.com/office/drawing/2016/5/13/chartex" xmlns:cx8="http://schemas.microsoft.com/office/drawing/2016/5/14/chartex" xmlns:mc="http://schemas.openxmlformats.org/markup-compatibility/2006" xmlns:aink="http://schemas.microsoft.com/office/drawing/2016/ink" xmlns:am3d="http://schemas.microsoft.com/office/drawing/2017/model3d" xmlns:o="urn:schemas-microsoft-com:office:office" xmlns:oel="http://schemas.microsoft.com/office/2019/extlst" xmlns:r="http://schemas.openxmlformats.org/officeDocument/2006/relationships" xmlns:m="http://schemas.openxmlformats.org/officeDocument/2006/math" xmlns:v="urn:schemas-microsoft-com:vml" xmlns:wp14="http://schemas.microsoft.com/office/word/2010/wordprocessingDrawing" xmlns:wp="http://schemas.openxmlformats.org/drawingml/2006/wordprocessingDrawing" xmlns:w10="urn:schemas-microsoft-com:office:word" xmlns:w="http://schemas.openxmlformats.org/wordprocessingml/2006/main" xmlns:w14="http://schemas.microsoft.com/office/word/2010/wordml" xmlns:w15="http://schemas.microsoft.com/office/word/2012/wordml" xmlns:w16cex="http://schemas.microsoft.com/office/word/2018/wordml/cex" xmlns:w16cid="http://schemas.microsoft.com/office/word/2016/wordml/cid" xmlns:w16="http://schemas.microsoft.com/office/word/2018/wordml" xmlns:w16du="http://schemas.microsoft.com/office/word/2023/wordml/word16du" xmlns:w16sdtdh="http://schemas.microsoft.com/office/word/2020/wordml/sdtdatahash" xmlns:w16sdtfl="http://schemas.microsoft.com/office/word/2024/wordml/sdtformatlock" xmlns:w16se="http://schemas.microsoft.com/office/word/2015/wordml/symex" xmlns:wpg="http://schemas.microsoft.com/office/word/2010/wordprocessingGroup" xmlns:wpi="http://schemas.microsoft.com/office/word/2010/wordprocessingInk" xmlns:wne="http://schemas.microsoft.com/office/word/2006/wordml" xmlns:wps="http://schemas.microsoft.com/office/word/2010/wordprocessingShape" mc:Ignorable="w14 w15 w16se w16cid w16 w16cex w16sdtdh w16sdtfl w16du wp14">
+<w:document xmlns:wpc="http://schemas.microsoft.com/office/word/2010/wordprocessingCanvas" xmlns:cx="http://schemas.microsoft.com/office/drawing/2014/chartex" xmlns:cx1="http://schemas.microsoft.com/office/drawing/2015/9/8/chartex" xmlns:cx2="http://schemas.microsoft.com/office/drawing/2015/10/21/chartex" xmlns:cx3="http://schemas.microsoft.com/office/drawing/2016/5/9/chartex" xmlns:cx4="http://schemas.microsoft.com/office/drawing/2016/5/10/chartex" xmlns:cx5="http://schemas.microsoft.com/office/drawing/2016/5/11/chartex" xmlns:cx6="http://schemas.microsoft.com/office/drawing/2016/5/12/chartex" xmlns:cx7="http://schemas.microsoft.com/office/drawing/2016/5/13/chartex" xmlns:cx8="http://schemas.microsoft.com/office/drawing/2016/5/14/chartex" xmlns:mc="http://schemas.openxmlformats.org/markup-compatibility/2006" xmlns:aink="http://schemas.microsoft.com/office/drawing/2016/ink" xmlns:am3d="http://schemas.microsoft.com/office/drawing/2017/model3d" xmlns:o="urn:schemas-microsoft-com:office:office" xmlns:oel="http://schemas.microsoft.com/office/2019/extlst" xmlns:r="http://schemas.openxmlformats.org/officeDocument/2006/relationships" xmlns:m="http://schemas.openxmlformats.org/officeDocument/2006/math" xmlns:v="urn:schemas-microsoft-com:vml" xmlns:wp14="http://schemas.microsoft.com/office/word/2010/wordprocessingDrawing" xmlns:wp="http://schemas.openxmlformats.org/drawingml/2006/wordprocessingDrawing" xmlns:w10="urn:schemas-microsoft-com:office:word" xmlns:w="http://schemas.openxmlformats.org/wordprocessingml/2006/main" xmlns:w14="http://schemas.microsoft.com/office/word/2010/wordml" xmlns:w15="http://schemas.microsoft.com/office/word/2012/wordml" xmlns:w16cex="http://schemas.microsoft.com/office/word/2018/wordml/cex" xmlns:w16cid="http://schemas.microsoft.com/office/word/2016/wordml/cid" xmlns:w16="http://schemas.microsoft.com/office/word/2018/wordml" xmlns:w16du="http://schemas.microsoft.com/office/word/2023/wordml/word16du" xmlns:w16sdtdh="http://schemas.microsoft.com/office/word/2020/wordml/sdtdatahash" xmlns:w16se="http://schemas.microsoft.com/office/word/2015/wordml/symex" xmlns:wpg="http://schemas.microsoft.com/office/word/2010/wordprocessingGroup" xmlns:wpi="http://schemas.microsoft.com/office/word/2010/wordprocessingInk" xmlns:wne="http://schemas.microsoft.com/office/word/2006/wordml" xmlns:wps="http://schemas.microsoft.com/office/word/2010/wordprocessingShape" mc:Ignorable="w14 w15 w16se w16cid w16 w16cex w16sdtdh w16du wp14">
   <w:body>
     <w:p>
       <w:pPr>
@@ -1214,7 +1214,7 @@
           <w:szCs w:val="24"/>
         </w:rPr>
         <w:drawing>
-          <wp:inline distT="0" distB="0" distL="0" distR="0" wp14:anchorId="2B1D1A4B" wp14:editId="0C805313">
+          <wp:inline distT="0" distB="0" distL="0" distR="0" wp14:anchorId="2B1D1A4B" wp14:editId="0DEE450E">
             <wp:extent cx="3467100" cy="1927860"/>
             <wp:effectExtent l="0" t="0" r="0" b="0"/>
             <wp:docPr id="1030151305" name="Imagen 7" descr="Controle de Pacientes com Software: Guia para Melhorar a Experiência | Blog ByDoctor | ByDoctor"/>
@@ -1448,7 +1448,7 @@
         </w:rPr>
         <w:lastRenderedPageBreak/>
         <w:drawing>
-          <wp:inline distT="0" distB="0" distL="0" distR="0" wp14:anchorId="16866F2A" wp14:editId="1ADF8865">
+          <wp:inline distT="0" distB="0" distL="0" distR="0" wp14:anchorId="16866F2A" wp14:editId="13967409">
             <wp:extent cx="3322320" cy="2903220"/>
             <wp:effectExtent l="0" t="0" r="0" b="0"/>
             <wp:docPr id="234604730" name="Imagen 6" descr="DataTech Platform"/>
@@ -1704,7 +1704,7 @@
           <w:szCs w:val="24"/>
         </w:rPr>
         <w:drawing>
-          <wp:inline distT="0" distB="0" distL="0" distR="0" wp14:anchorId="3E634F69" wp14:editId="21CEF025">
+          <wp:inline distT="0" distB="0" distL="0" distR="0" wp14:anchorId="3E634F69" wp14:editId="401F80A1">
             <wp:extent cx="4015740" cy="2080260"/>
             <wp:effectExtent l="0" t="0" r="3810" b="0"/>
             <wp:docPr id="191886889" name="Imagen 5" descr="The role of online scheduling in modern customer service"/>
@@ -3067,16 +3067,7 @@
           <w:sz w:val="24"/>
           <w:szCs w:val="24"/>
         </w:rPr>
-        <w:t xml:space="preserve">Las contraseñas deberán almacenarse mediante un mecanismo de hash seguro de PHP, como </w:t>
-      </w:r>
-      <w:proofErr w:type="spellStart"/>
-      <w:r>
-        <w:rPr>
-          <w:rFonts w:ascii="Arial" w:hAnsi="Arial" w:cs="Arial"/>
-          <w:sz w:val="24"/>
-          <w:szCs w:val="24"/>
-        </w:rPr>
-        <w:t>password_</w:t>
+        <w:t>Las contraseñas deberán almacenarse mediante un mecanismo de hash seguro de PHP, como password_</w:t>
       </w:r>
       <w:proofErr w:type="gramStart"/>
       <w:r>
@@ -3085,16 +3076,7 @@
           <w:sz w:val="24"/>
           <w:szCs w:val="24"/>
         </w:rPr>
-        <w:t>hash</w:t>
-      </w:r>
-      <w:proofErr w:type="spellEnd"/>
-      <w:r>
-        <w:rPr>
-          <w:rFonts w:ascii="Arial" w:hAnsi="Arial" w:cs="Arial"/>
-          <w:sz w:val="24"/>
-          <w:szCs w:val="24"/>
-        </w:rPr>
-        <w:t>(</w:t>
+        <w:t>hash(</w:t>
       </w:r>
       <w:proofErr w:type="gramEnd"/>
       <w:r>
@@ -3103,43 +3085,7 @@
           <w:sz w:val="24"/>
           <w:szCs w:val="24"/>
         </w:rPr>
-        <w:t xml:space="preserve">), y verificarse mediante </w:t>
-      </w:r>
-      <w:proofErr w:type="spellStart"/>
-      <w:r>
-        <w:rPr>
-          <w:rFonts w:ascii="Arial" w:hAnsi="Arial" w:cs="Arial"/>
-          <w:sz w:val="24"/>
-          <w:szCs w:val="24"/>
-        </w:rPr>
-        <w:t>password_</w:t>
-      </w:r>
-      <w:proofErr w:type="gramStart"/>
-      <w:r>
-        <w:rPr>
-          <w:rFonts w:ascii="Arial" w:hAnsi="Arial" w:cs="Arial"/>
-          <w:sz w:val="24"/>
-          <w:szCs w:val="24"/>
-        </w:rPr>
-        <w:t>verify</w:t>
-      </w:r>
-      <w:proofErr w:type="spellEnd"/>
-      <w:r>
-        <w:rPr>
-          <w:rFonts w:ascii="Arial" w:hAnsi="Arial" w:cs="Arial"/>
-          <w:sz w:val="24"/>
-          <w:szCs w:val="24"/>
-        </w:rPr>
-        <w:t>(</w:t>
-      </w:r>
-      <w:proofErr w:type="gramEnd"/>
-      <w:r>
-        <w:rPr>
-          <w:rFonts w:ascii="Arial" w:hAnsi="Arial" w:cs="Arial"/>
-          <w:sz w:val="24"/>
-          <w:szCs w:val="24"/>
-        </w:rPr>
-        <w:t>).</w:t>
+        <w:t>), y verificarse mediante password_verify().</w:t>
       </w:r>
     </w:p>
     <w:p>
@@ -8945,23 +8891,13 @@
           <w:szCs w:val="24"/>
         </w:rPr>
       </w:pPr>
-      <w:proofErr w:type="spellStart"/>
-      <w:r>
-        <w:rPr>
-          <w:rFonts w:ascii="Arial" w:hAnsi="Arial" w:cs="Arial"/>
-          <w:sz w:val="24"/>
-          <w:szCs w:val="24"/>
-        </w:rPr>
-        <w:t>Backend</w:t>
-      </w:r>
-      <w:proofErr w:type="spellEnd"/>
-      <w:r>
-        <w:rPr>
-          <w:rFonts w:ascii="Arial" w:hAnsi="Arial" w:cs="Arial"/>
-          <w:sz w:val="24"/>
-          <w:szCs w:val="24"/>
-        </w:rPr>
-        <w:t>: PHP.</w:t>
+      <w:r>
+        <w:rPr>
+          <w:rFonts w:ascii="Arial" w:hAnsi="Arial" w:cs="Arial"/>
+          <w:sz w:val="24"/>
+          <w:szCs w:val="24"/>
+        </w:rPr>
+        <w:t>Backend: PHP.</w:t>
       </w:r>
     </w:p>
     <w:p>
@@ -9011,25 +8947,7 @@
           <w:sz w:val="24"/>
           <w:szCs w:val="24"/>
         </w:rPr>
-        <w:t xml:space="preserve">Conexión: PDO con el controlador PostgreSQL </w:t>
-      </w:r>
-      <w:proofErr w:type="spellStart"/>
-      <w:r>
-        <w:rPr>
-          <w:rFonts w:ascii="Arial" w:hAnsi="Arial" w:cs="Arial"/>
-          <w:sz w:val="24"/>
-          <w:szCs w:val="24"/>
-        </w:rPr>
-        <w:t>pdo_pgsql</w:t>
-      </w:r>
-      <w:proofErr w:type="spellEnd"/>
-      <w:r>
-        <w:rPr>
-          <w:rFonts w:ascii="Arial" w:hAnsi="Arial" w:cs="Arial"/>
-          <w:sz w:val="24"/>
-          <w:szCs w:val="24"/>
-        </w:rPr>
-        <w:t>, o una alternativa aprobada por el docente.</w:t>
+        <w:t>Conexión: PDO con el controlador PostgreSQL pdo_pgsql, o una alternativa aprobada por el docente.</w:t>
       </w:r>
     </w:p>
     <w:p>
@@ -9048,23 +8966,13 @@
           <w:szCs w:val="24"/>
         </w:rPr>
       </w:pPr>
-      <w:proofErr w:type="spellStart"/>
-      <w:r>
-        <w:rPr>
-          <w:rFonts w:ascii="Arial" w:hAnsi="Arial" w:cs="Arial"/>
-          <w:sz w:val="24"/>
-          <w:szCs w:val="24"/>
-        </w:rPr>
-        <w:t>Frontend</w:t>
-      </w:r>
-      <w:proofErr w:type="spellEnd"/>
-      <w:r>
-        <w:rPr>
-          <w:rFonts w:ascii="Arial" w:hAnsi="Arial" w:cs="Arial"/>
-          <w:sz w:val="24"/>
-          <w:szCs w:val="24"/>
-        </w:rPr>
-        <w:t>: HTML5 y CSS3.</w:t>
+      <w:r>
+        <w:rPr>
+          <w:rFonts w:ascii="Arial" w:hAnsi="Arial" w:cs="Arial"/>
+          <w:sz w:val="24"/>
+          <w:szCs w:val="24"/>
+        </w:rPr>
+        <w:t>Frontend: HTML5 y CSS3.</w:t>
       </w:r>
     </w:p>
     <w:p>
@@ -10982,6 +10890,116 @@
           <w:sz w:val="24"/>
           <w:szCs w:val="24"/>
         </w:rPr>
+        <w:tab/>
+        <w:t>-Encontrar actores y casos de usos</w:t>
+      </w:r>
+    </w:p>
+    <w:p>
+      <w:pPr>
+        <w:rPr>
+          <w:rFonts w:ascii="Arial" w:hAnsi="Arial" w:cs="Arial"/>
+          <w:b/>
+          <w:bCs/>
+          <w:sz w:val="24"/>
+          <w:szCs w:val="24"/>
+        </w:rPr>
+      </w:pPr>
+      <w:r>
+        <w:rPr>
+          <w:rFonts w:ascii="Arial" w:hAnsi="Arial" w:cs="Arial"/>
+          <w:b/>
+          <w:bCs/>
+          <w:sz w:val="24"/>
+          <w:szCs w:val="24"/>
+        </w:rPr>
+        <w:tab/>
+        <w:t>-Priorizar casos de uso</w:t>
+      </w:r>
+    </w:p>
+    <w:p>
+      <w:pPr>
+        <w:rPr>
+          <w:rFonts w:ascii="Arial" w:hAnsi="Arial" w:cs="Arial"/>
+          <w:b/>
+          <w:bCs/>
+          <w:sz w:val="24"/>
+          <w:szCs w:val="24"/>
+        </w:rPr>
+      </w:pPr>
+      <w:r>
+        <w:rPr>
+          <w:rFonts w:ascii="Arial" w:hAnsi="Arial" w:cs="Arial"/>
+          <w:b/>
+          <w:bCs/>
+          <w:sz w:val="24"/>
+          <w:szCs w:val="24"/>
+        </w:rPr>
+        <w:tab/>
+        <w:t>-Detallar casos un caso de uso</w:t>
+      </w:r>
+    </w:p>
+    <w:p>
+      <w:pPr>
+        <w:rPr>
+          <w:rFonts w:ascii="Arial" w:hAnsi="Arial" w:cs="Arial"/>
+          <w:b/>
+          <w:bCs/>
+          <w:sz w:val="24"/>
+          <w:szCs w:val="24"/>
+        </w:rPr>
+      </w:pPr>
+      <w:r>
+        <w:rPr>
+          <w:rFonts w:ascii="Arial" w:hAnsi="Arial" w:cs="Arial"/>
+          <w:b/>
+          <w:bCs/>
+          <w:sz w:val="24"/>
+          <w:szCs w:val="24"/>
+        </w:rPr>
+        <w:tab/>
+        <w:t>-Prototipar IU</w:t>
+      </w:r>
+    </w:p>
+    <w:p>
+      <w:pPr>
+        <w:rPr>
+          <w:rFonts w:ascii="Arial" w:hAnsi="Arial" w:cs="Arial"/>
+          <w:b/>
+          <w:bCs/>
+          <w:sz w:val="24"/>
+          <w:szCs w:val="24"/>
+        </w:rPr>
+      </w:pPr>
+      <w:r>
+        <w:rPr>
+          <w:rFonts w:ascii="Arial" w:hAnsi="Arial" w:cs="Arial"/>
+          <w:b/>
+          <w:bCs/>
+          <w:sz w:val="24"/>
+          <w:szCs w:val="24"/>
+        </w:rPr>
+        <w:tab/>
+        <w:t>-Estructurar modelos de casos de uso</w:t>
+      </w:r>
+    </w:p>
+    <w:p>
+      <w:pPr>
+        <w:rPr>
+          <w:rFonts w:ascii="Arial" w:hAnsi="Arial" w:cs="Arial"/>
+          <w:b/>
+          <w:bCs/>
+          <w:sz w:val="24"/>
+          <w:szCs w:val="24"/>
+        </w:rPr>
+      </w:pPr>
+      <w:r>
+        <w:rPr>
+          <w:rFonts w:ascii="Arial" w:hAnsi="Arial" w:cs="Arial"/>
+          <w:b/>
+          <w:bCs/>
+          <w:sz w:val="24"/>
+          <w:szCs w:val="24"/>
+        </w:rPr>
         <w:t>5) FT. ANALISIS</w:t>
       </w:r>
     </w:p>
@@ -11003,6 +11021,94 @@
           <w:sz w:val="24"/>
           <w:szCs w:val="24"/>
         </w:rPr>
+        <w:tab/>
+        <w:t>-Analisis de arquitectura</w:t>
+      </w:r>
+    </w:p>
+    <w:p>
+      <w:pPr>
+        <w:rPr>
+          <w:rFonts w:ascii="Arial" w:hAnsi="Arial" w:cs="Arial"/>
+          <w:b/>
+          <w:bCs/>
+          <w:sz w:val="24"/>
+          <w:szCs w:val="24"/>
+        </w:rPr>
+      </w:pPr>
+      <w:r>
+        <w:rPr>
+          <w:rFonts w:ascii="Arial" w:hAnsi="Arial" w:cs="Arial"/>
+          <w:b/>
+          <w:bCs/>
+          <w:sz w:val="24"/>
+          <w:szCs w:val="24"/>
+        </w:rPr>
+        <w:tab/>
+        <w:t>-Analizar casos de uso</w:t>
+      </w:r>
+    </w:p>
+    <w:p>
+      <w:pPr>
+        <w:rPr>
+          <w:rFonts w:ascii="Arial" w:hAnsi="Arial" w:cs="Arial"/>
+          <w:b/>
+          <w:bCs/>
+          <w:sz w:val="24"/>
+          <w:szCs w:val="24"/>
+        </w:rPr>
+      </w:pPr>
+      <w:r>
+        <w:rPr>
+          <w:rFonts w:ascii="Arial" w:hAnsi="Arial" w:cs="Arial"/>
+          <w:b/>
+          <w:bCs/>
+          <w:sz w:val="24"/>
+          <w:szCs w:val="24"/>
+        </w:rPr>
+        <w:tab/>
+        <w:t xml:space="preserve">-Analisis de clases </w:t>
+      </w:r>
+    </w:p>
+    <w:p>
+      <w:pPr>
+        <w:rPr>
+          <w:rFonts w:ascii="Arial" w:hAnsi="Arial" w:cs="Arial"/>
+          <w:b/>
+          <w:bCs/>
+          <w:sz w:val="24"/>
+          <w:szCs w:val="24"/>
+        </w:rPr>
+      </w:pPr>
+      <w:r>
+        <w:rPr>
+          <w:rFonts w:ascii="Arial" w:hAnsi="Arial" w:cs="Arial"/>
+          <w:b/>
+          <w:bCs/>
+          <w:sz w:val="24"/>
+          <w:szCs w:val="24"/>
+        </w:rPr>
+        <w:tab/>
+        <w:t xml:space="preserve">-Analizar paquetes </w:t>
+      </w:r>
+    </w:p>
+    <w:p>
+      <w:pPr>
+        <w:rPr>
+          <w:rFonts w:ascii="Arial" w:hAnsi="Arial" w:cs="Arial"/>
+          <w:b/>
+          <w:bCs/>
+          <w:sz w:val="24"/>
+          <w:szCs w:val="24"/>
+        </w:rPr>
+      </w:pPr>
+      <w:r>
+        <w:rPr>
+          <w:rFonts w:ascii="Arial" w:hAnsi="Arial" w:cs="Arial"/>
+          <w:b/>
+          <w:bCs/>
+          <w:sz w:val="24"/>
+          <w:szCs w:val="24"/>
+        </w:rPr>
         <w:t>6) FT. DISEÑO</w:t>
       </w:r>
     </w:p>
@@ -11037,6 +11143,104 @@
           <w:sz w:val="24"/>
           <w:szCs w:val="24"/>
         </w:rPr>
+        <w:tab/>
+        <w:t>-Diseno Fisico de la Arquitectura</w:t>
+      </w:r>
+    </w:p>
+    <w:p>
+      <w:pPr>
+        <w:rPr>
+          <w:rFonts w:ascii="Arial" w:hAnsi="Arial" w:cs="Arial"/>
+          <w:sz w:val="24"/>
+          <w:szCs w:val="24"/>
+        </w:rPr>
+      </w:pPr>
+      <w:r>
+        <w:rPr>
+          <w:rFonts w:ascii="Arial" w:hAnsi="Arial" w:cs="Arial"/>
+          <w:sz w:val="24"/>
+          <w:szCs w:val="24"/>
+        </w:rPr>
+        <w:tab/>
+      </w:r>
+      <w:r>
+        <w:rPr>
+          <w:rFonts w:ascii="Arial" w:hAnsi="Arial" w:cs="Arial"/>
+          <w:sz w:val="24"/>
+          <w:szCs w:val="24"/>
+        </w:rPr>
+        <w:tab/>
+        <w:t xml:space="preserve">Diagrama de despliegue </w:t>
+      </w:r>
+    </w:p>
+    <w:p>
+      <w:pPr>
+        <w:rPr>
+          <w:rFonts w:ascii="Arial" w:hAnsi="Arial" w:cs="Arial"/>
+          <w:sz w:val="24"/>
+          <w:szCs w:val="24"/>
+        </w:rPr>
+      </w:pPr>
+      <w:r>
+        <w:rPr>
+          <w:rFonts w:ascii="Arial" w:hAnsi="Arial" w:cs="Arial"/>
+          <w:sz w:val="24"/>
+          <w:szCs w:val="24"/>
+        </w:rPr>
+        <w:tab/>
+        <w:t xml:space="preserve">-Diseno logico de la Arquitectura </w:t>
+      </w:r>
+    </w:p>
+    <w:p>
+      <w:pPr>
+        <w:rPr>
+          <w:rFonts w:ascii="Arial" w:hAnsi="Arial" w:cs="Arial"/>
+          <w:sz w:val="24"/>
+          <w:szCs w:val="24"/>
+        </w:rPr>
+      </w:pPr>
+      <w:r>
+        <w:rPr>
+          <w:rFonts w:ascii="Arial" w:hAnsi="Arial" w:cs="Arial"/>
+          <w:sz w:val="24"/>
+          <w:szCs w:val="24"/>
+        </w:rPr>
+        <w:tab/>
+      </w:r>
+      <w:r>
+        <w:rPr>
+          <w:rFonts w:ascii="Arial" w:hAnsi="Arial" w:cs="Arial"/>
+          <w:sz w:val="24"/>
+          <w:szCs w:val="24"/>
+        </w:rPr>
+        <w:tab/>
+        <w:t xml:space="preserve">Diagrama de oaquete </w:t>
+      </w:r>
+    </w:p>
+    <w:p>
+      <w:pPr>
+        <w:rPr>
+          <w:rFonts w:ascii="Arial" w:hAnsi="Arial" w:cs="Arial"/>
+          <w:sz w:val="24"/>
+          <w:szCs w:val="24"/>
+        </w:rPr>
+      </w:pPr>
+    </w:p>
+    <w:p>
+      <w:pPr>
+        <w:rPr>
+          <w:rFonts w:ascii="Arial" w:hAnsi="Arial" w:cs="Arial"/>
+          <w:sz w:val="24"/>
+          <w:szCs w:val="24"/>
+        </w:rPr>
+      </w:pPr>
+      <w:r>
+        <w:rPr>
+          <w:rFonts w:ascii="Arial" w:hAnsi="Arial" w:cs="Arial"/>
+          <w:sz w:val="24"/>
+          <w:szCs w:val="24"/>
+        </w:rPr>
+        <w:lastRenderedPageBreak/>
         <w:t xml:space="preserve">    6.2) Diseñar Caso de Uso (Diagrama de Secuencia)</w:t>
       </w:r>
     </w:p>
@@ -11054,6 +11258,24 @@
           <w:sz w:val="24"/>
           <w:szCs w:val="24"/>
         </w:rPr>
+        <w:tab/>
+        <w:t>Diagrama de secuencia</w:t>
+      </w:r>
+    </w:p>
+    <w:p>
+      <w:pPr>
+        <w:rPr>
+          <w:rFonts w:ascii="Arial" w:hAnsi="Arial" w:cs="Arial"/>
+          <w:sz w:val="24"/>
+          <w:szCs w:val="24"/>
+        </w:rPr>
+      </w:pPr>
+      <w:r>
+        <w:rPr>
+          <w:rFonts w:ascii="Arial" w:hAnsi="Arial" w:cs="Arial"/>
+          <w:sz w:val="24"/>
+          <w:szCs w:val="24"/>
+        </w:rPr>
         <w:t xml:space="preserve">    6.2) Diseño de Datos (Lógico y físico)</w:t>
       </w:r>
     </w:p>
@@ -11215,25 +11437,7 @@
           <w:sz w:val="24"/>
           <w:szCs w:val="24"/>
         </w:rPr>
-        <w:t xml:space="preserve">Código fuente organizado y comentado publicado </w:t>
-      </w:r>
-      <w:proofErr w:type="spellStart"/>
-      <w:r>
-        <w:rPr>
-          <w:rFonts w:ascii="Arial" w:hAnsi="Arial" w:cs="Arial"/>
-          <w:sz w:val="24"/>
-          <w:szCs w:val="24"/>
-        </w:rPr>
-        <w:t>Github</w:t>
-      </w:r>
-      <w:proofErr w:type="spellEnd"/>
-      <w:r>
-        <w:rPr>
-          <w:rFonts w:ascii="Arial" w:hAnsi="Arial" w:cs="Arial"/>
-          <w:sz w:val="24"/>
-          <w:szCs w:val="24"/>
-        </w:rPr>
-        <w:t xml:space="preserve"> y entregar </w:t>
+        <w:t xml:space="preserve">Código fuente organizado y comentado publicado Github y entregar </w:t>
       </w:r>
       <w:r>
         <w:rPr>
@@ -11292,7 +11496,6 @@
           <w:sz w:val="36"/>
           <w:szCs w:val="36"/>
         </w:rPr>
-        <w:lastRenderedPageBreak/>
         <w:t>SC INGENIERIA DE REQUISITOS</w:t>
       </w:r>
     </w:p>
@@ -11471,19 +11674,18 @@
           <w:sz w:val="28"/>
           <w:szCs w:val="28"/>
         </w:rPr>
-        <w:t xml:space="preserve"> DE REQUISITOS, ANALISIS, </w:t>
-      </w:r>
-      <w:proofErr w:type="gramStart"/>
-      <w:r>
+        <w:t xml:space="preserve"> DE REQUISITOS, ANALISIS, DISEÑO,IMPLEMENTACION Y PRUEBAS)</w:t>
+      </w:r>
+    </w:p>
+    <w:p>
+      <w:pPr>
         <w:rPr>
           <w:b/>
           <w:bCs/>
           <w:sz w:val="28"/>
           <w:szCs w:val="28"/>
         </w:rPr>
-        <w:t>DISEÑO,IMPLEMENTACION</w:t>
-      </w:r>
-      <w:proofErr w:type="gramEnd"/>
+      </w:pPr>
       <w:r>
         <w:rPr>
           <w:b/>
@@ -11491,53 +11693,16 @@
           <w:sz w:val="28"/>
           <w:szCs w:val="28"/>
         </w:rPr>
-        <w:t xml:space="preserve"> Y PRUEBAS)</w:t>
-      </w:r>
-    </w:p>
-    <w:p>
-      <w:pPr>
+        <w:t xml:space="preserve">PRESENTACION 1 </w:t>
+      </w:r>
+      <w:r>
         <w:rPr>
           <w:b/>
           <w:bCs/>
           <w:sz w:val="28"/>
           <w:szCs w:val="28"/>
         </w:rPr>
-      </w:pPr>
-      <w:r>
-        <w:rPr>
-          <w:b/>
-          <w:bCs/>
-          <w:sz w:val="28"/>
-          <w:szCs w:val="28"/>
-        </w:rPr>
-        <w:t xml:space="preserve">PRESENTACION 1 </w:t>
-      </w:r>
-      <w:r>
-        <w:rPr>
-          <w:b/>
-          <w:bCs/>
-          <w:sz w:val="28"/>
-          <w:szCs w:val="28"/>
-        </w:rPr>
-        <w:t xml:space="preserve">SABADO </w:t>
-      </w:r>
-      <w:r>
-        <w:rPr>
-          <w:b/>
-          <w:bCs/>
-          <w:sz w:val="28"/>
-          <w:szCs w:val="28"/>
-        </w:rPr>
-        <w:t xml:space="preserve">     </w:t>
-      </w:r>
-      <w:r>
-        <w:rPr>
-          <w:b/>
-          <w:bCs/>
-          <w:sz w:val="28"/>
-          <w:szCs w:val="28"/>
-        </w:rPr>
-        <w:t>24/</w:t>
+        <w:t>SABADO      24/</w:t>
       </w:r>
       <w:r>
         <w:rPr>
@@ -11857,6 +12022,7 @@
           <w:sz w:val="24"/>
           <w:szCs w:val="24"/>
         </w:rPr>
+        <w:lastRenderedPageBreak/>
         <w:t>(PARA SER HABILITADO A LA DEFENSA DEL EXAMEN ES OBLIGATORIO ENVIAR LAS 2 PRESENTACIONES)</w:t>
       </w:r>
     </w:p>
@@ -12092,31 +12258,7 @@
           <w:sz w:val="24"/>
           <w:szCs w:val="24"/>
         </w:rPr>
-        <w:t xml:space="preserve">/11/2026 </w:t>
-      </w:r>
-      <w:proofErr w:type="spellStart"/>
-      <w:r>
-        <w:rPr>
-          <w:rFonts w:ascii="Arial" w:hAnsi="Arial" w:cs="Arial"/>
-          <w:b/>
-          <w:bCs/>
-          <w:color w:val="EE0000"/>
-          <w:sz w:val="24"/>
-          <w:szCs w:val="24"/>
-        </w:rPr>
-        <w:t>Hrs</w:t>
-      </w:r>
-      <w:proofErr w:type="spellEnd"/>
-      <w:r>
-        <w:rPr>
-          <w:rFonts w:ascii="Arial" w:hAnsi="Arial" w:cs="Arial"/>
-          <w:b/>
-          <w:bCs/>
-          <w:color w:val="EE0000"/>
-          <w:sz w:val="24"/>
-          <w:szCs w:val="24"/>
-        </w:rPr>
-        <w:t xml:space="preserve">.: </w:t>
+        <w:t xml:space="preserve">/11/2026 Hrs.: </w:t>
       </w:r>
       <w:r>
         <w:rPr>
@@ -12173,7 +12315,6 @@
         <w:t>Adjunto enunciado del examen:  </w:t>
       </w:r>
       <w:hyperlink r:id="rId11" w:history="1">
-        <w:proofErr w:type="spellStart"/>
         <w:r>
           <w:rPr>
             <w:rStyle w:val="Hipervnculo"/>
@@ -12194,7 +12335,6 @@
           </w:rPr>
           <w:t>Ing.Requistos</w:t>
         </w:r>
-        <w:proofErr w:type="spellEnd"/>
       </w:hyperlink>
     </w:p>
     <w:sectPr>
@@ -12210,7 +12350,7 @@
 </file>
 
 <file path=word/endnotes.xml><?xml version="1.0" encoding="utf-8"?>
-<w:endnotes xmlns:wpc="http://schemas.microsoft.com/office/word/2010/wordprocessingCanvas" xmlns:cx="http://schemas.microsoft.com/office/drawing/2014/chartex" xmlns:cx1="http://schemas.microsoft.com/office/drawing/2015/9/8/chartex" xmlns:cx2="http://schemas.microsoft.com/office/drawing/2015/10/21/chartex" xmlns:cx3="http://schemas.microsoft.com/office/drawing/2016/5/9/chartex" xmlns:cx4="http://schemas.microsoft.com/office/drawing/2016/5/10/chartex" xmlns:cx5="http://schemas.microsoft.com/office/drawing/2016/5/11/chartex" xmlns:cx6="http://schemas.microsoft.com/office/drawing/2016/5/12/chartex" xmlns:cx7="http://schemas.microsoft.com/office/drawing/2016/5/13/chartex" xmlns:cx8="http://schemas.microsoft.com/office/drawing/2016/5/14/chartex" xmlns:mc="http://schemas.openxmlformats.org/markup-compatibility/2006" xmlns:aink="http://schemas.microsoft.com/office/drawing/2016/ink" xmlns:am3d="http://schemas.microsoft.com/office/drawing/2017/model3d" xmlns:o="urn:schemas-microsoft-com:office:office" xmlns:oel="http://schemas.microsoft.com/office/2019/extlst" xmlns:r="http://schemas.openxmlformats.org/officeDocument/2006/relationships" xmlns:m="http://schemas.openxmlformats.org/officeDocument/2006/math" xmlns:v="urn:schemas-microsoft-com:vml" xmlns:wp14="http://schemas.microsoft.com/office/word/2010/wordprocessingDrawing" xmlns:wp="http://schemas.openxmlformats.org/drawingml/2006/wordprocessingDrawing" xmlns:w10="urn:schemas-microsoft-com:office:word" xmlns:w="http://schemas.openxmlformats.org/wordprocessingml/2006/main" xmlns:w14="http://schemas.microsoft.com/office/word/2010/wordml" xmlns:w15="http://schemas.microsoft.com/office/word/2012/wordml" xmlns:w16cex="http://schemas.microsoft.com/office/word/2018/wordml/cex" xmlns:w16cid="http://schemas.microsoft.com/office/word/2016/wordml/cid" xmlns:w16="http://schemas.microsoft.com/office/word/2018/wordml" xmlns:w16du="http://schemas.microsoft.com/office/word/2023/wordml/word16du" xmlns:w16sdtdh="http://schemas.microsoft.com/office/word/2020/wordml/sdtdatahash" xmlns:w16sdtfl="http://schemas.microsoft.com/office/word/2024/wordml/sdtformatlock" xmlns:w16se="http://schemas.microsoft.com/office/word/2015/wordml/symex" xmlns:wpg="http://schemas.microsoft.com/office/word/2010/wordprocessingGroup" xmlns:wpi="http://schemas.microsoft.com/office/word/2010/wordprocessingInk" xmlns:wne="http://schemas.microsoft.com/office/word/2006/wordml" xmlns:wps="http://schemas.microsoft.com/office/word/2010/wordprocessingShape" mc:Ignorable="w14 w15 w16se w16cid w16 w16cex w16sdtdh w16sdtfl w16du wp14">
+<w:endnotes xmlns:wpc="http://schemas.microsoft.com/office/word/2010/wordprocessingCanvas" xmlns:cx="http://schemas.microsoft.com/office/drawing/2014/chartex" xmlns:cx1="http://schemas.microsoft.com/office/drawing/2015/9/8/chartex" xmlns:cx2="http://schemas.microsoft.com/office/drawing/2015/10/21/chartex" xmlns:cx3="http://schemas.microsoft.com/office/drawing/2016/5/9/chartex" xmlns:cx4="http://schemas.microsoft.com/office/drawing/2016/5/10/chartex" xmlns:cx5="http://schemas.microsoft.com/office/drawing/2016/5/11/chartex" xmlns:cx6="http://schemas.microsoft.com/office/drawing/2016/5/12/chartex" xmlns:cx7="http://schemas.microsoft.com/office/drawing/2016/5/13/chartex" xmlns:cx8="http://schemas.microsoft.com/office/drawing/2016/5/14/chartex" xmlns:mc="http://schemas.openxmlformats.org/markup-compatibility/2006" xmlns:aink="http://schemas.microsoft.com/office/drawing/2016/ink" xmlns:am3d="http://schemas.microsoft.com/office/drawing/2017/model3d" xmlns:o="urn:schemas-microsoft-com:office:office" xmlns:oel="http://schemas.microsoft.com/office/2019/extlst" xmlns:r="http://schemas.openxmlformats.org/officeDocument/2006/relationships" xmlns:m="http://schemas.openxmlformats.org/officeDocument/2006/math" xmlns:v="urn:schemas-microsoft-com:vml" xmlns:wp14="http://schemas.microsoft.com/office/word/2010/wordprocessingDrawing" xmlns:wp="http://schemas.openxmlformats.org/drawingml/2006/wordprocessingDrawing" xmlns:w10="urn:schemas-microsoft-com:office:word" xmlns:w="http://schemas.openxmlformats.org/wordprocessingml/2006/main" xmlns:w14="http://schemas.microsoft.com/office/word/2010/wordml" xmlns:w15="http://schemas.microsoft.com/office/word/2012/wordml" xmlns:w16cex="http://schemas.microsoft.com/office/word/2018/wordml/cex" xmlns:w16cid="http://schemas.microsoft.com/office/word/2016/wordml/cid" xmlns:w16="http://schemas.microsoft.com/office/word/2018/wordml" xmlns:w16du="http://schemas.microsoft.com/office/word/2023/wordml/word16du" xmlns:w16sdtdh="http://schemas.microsoft.com/office/word/2020/wordml/sdtdatahash" xmlns:w16se="http://schemas.microsoft.com/office/word/2015/wordml/symex" xmlns:wpg="http://schemas.microsoft.com/office/word/2010/wordprocessingGroup" xmlns:wpi="http://schemas.microsoft.com/office/word/2010/wordprocessingInk" xmlns:wne="http://schemas.microsoft.com/office/word/2006/wordml" xmlns:wps="http://schemas.microsoft.com/office/word/2010/wordprocessingShape" mc:Ignorable="w14 w15 w16se w16cid w16 w16cex w16sdtdh w16du wp14">
   <w:endnote w:type="separator" w:id="-1">
     <w:p>
       <w:pPr>
@@ -12235,7 +12375,7 @@
 </file>
 
 <file path=word/footer1.xml><?xml version="1.0" encoding="utf-8"?>
-<w:ftr xmlns:wpc="http://schemas.microsoft.com/office/word/2010/wordprocessingCanvas" xmlns:cx="http://schemas.microsoft.com/office/drawing/2014/chartex" xmlns:cx1="http://schemas.microsoft.com/office/drawing/2015/9/8/chartex" xmlns:cx2="http://schemas.microsoft.com/office/drawing/2015/10/21/chartex" xmlns:cx3="http://schemas.microsoft.com/office/drawing/2016/5/9/chartex" xmlns:cx4="http://schemas.microsoft.com/office/drawing/2016/5/10/chartex" xmlns:cx5="http://schemas.microsoft.com/office/drawing/2016/5/11/chartex" xmlns:cx6="http://schemas.microsoft.com/office/drawing/2016/5/12/chartex" xmlns:cx7="http://schemas.microsoft.com/office/drawing/2016/5/13/chartex" xmlns:cx8="http://schemas.microsoft.com/office/drawing/2016/5/14/chartex" xmlns:mc="http://schemas.openxmlformats.org/markup-compatibility/2006" xmlns:aink="http://schemas.microsoft.com/office/drawing/2016/ink" xmlns:am3d="http://schemas.microsoft.com/office/drawing/2017/model3d" xmlns:o="urn:schemas-microsoft-com:office:office" xmlns:oel="http://schemas.microsoft.com/office/2019/extlst" xmlns:r="http://schemas.openxmlformats.org/officeDocument/2006/relationships" xmlns:m="http://schemas.openxmlformats.org/officeDocument/2006/math" xmlns:v="urn:schemas-microsoft-com:vml" xmlns:wp14="http://schemas.microsoft.com/office/word/2010/wordprocessingDrawing" xmlns:wp="http://schemas.openxmlformats.org/drawingml/2006/wordprocessingDrawing" xmlns:w10="urn:schemas-microsoft-com:office:word" xmlns:w="http://schemas.openxmlformats.org/wordprocessingml/2006/main" xmlns:w14="http://schemas.microsoft.com/office/word/2010/wordml" xmlns:w15="http://schemas.microsoft.com/office/word/2012/wordml" xmlns:w16cex="http://schemas.microsoft.com/office/word/2018/wordml/cex" xmlns:w16cid="http://schemas.microsoft.com/office/word/2016/wordml/cid" xmlns:w16="http://schemas.microsoft.com/office/word/2018/wordml" xmlns:w16du="http://schemas.microsoft.com/office/word/2023/wordml/word16du" xmlns:w16sdtdh="http://schemas.microsoft.com/office/word/2020/wordml/sdtdatahash" xmlns:w16sdtfl="http://schemas.microsoft.com/office/word/2024/wordml/sdtformatlock" xmlns:w16se="http://schemas.microsoft.com/office/word/2015/wordml/symex" xmlns:wpg="http://schemas.microsoft.com/office/word/2010/wordprocessingGroup" xmlns:wpi="http://schemas.microsoft.com/office/word/2010/wordprocessingInk" xmlns:wne="http://schemas.microsoft.com/office/word/2006/wordml" xmlns:wps="http://schemas.microsoft.com/office/word/2010/wordprocessingShape" mc:Ignorable="w14 w15 w16se w16cid w16 w16cex w16sdtdh w16sdtfl w16du wp14">
+<w:ftr xmlns:wpc="http://schemas.microsoft.com/office/word/2010/wordprocessingCanvas" xmlns:cx="http://schemas.microsoft.com/office/drawing/2014/chartex" xmlns:cx1="http://schemas.microsoft.com/office/drawing/2015/9/8/chartex" xmlns:cx2="http://schemas.microsoft.com/office/drawing/2015/10/21/chartex" xmlns:cx3="http://schemas.microsoft.com/office/drawing/2016/5/9/chartex" xmlns:cx4="http://schemas.microsoft.com/office/drawing/2016/5/10/chartex" xmlns:cx5="http://schemas.microsoft.com/office/drawing/2016/5/11/chartex" xmlns:cx6="http://schemas.microsoft.com/office/drawing/2016/5/12/chartex" xmlns:cx7="http://schemas.microsoft.com/office/drawing/2016/5/13/chartex" xmlns:cx8="http://schemas.microsoft.com/office/drawing/2016/5/14/chartex" xmlns:mc="http://schemas.openxmlformats.org/markup-compatibility/2006" xmlns:aink="http://schemas.microsoft.com/office/drawing/2016/ink" xmlns:am3d="http://schemas.microsoft.com/office/drawing/2017/model3d" xmlns:o="urn:schemas-microsoft-com:office:office" xmlns:oel="http://schemas.microsoft.com/office/2019/extlst" xmlns:r="http://schemas.openxmlformats.org/officeDocument/2006/relationships" xmlns:m="http://schemas.openxmlformats.org/officeDocument/2006/math" xmlns:v="urn:schemas-microsoft-com:vml" xmlns:wp14="http://schemas.microsoft.com/office/word/2010/wordprocessingDrawing" xmlns:wp="http://schemas.openxmlformats.org/drawingml/2006/wordprocessingDrawing" xmlns:w10="urn:schemas-microsoft-com:office:word" xmlns:w="http://schemas.openxmlformats.org/wordprocessingml/2006/main" xmlns:w14="http://schemas.microsoft.com/office/word/2010/wordml" xmlns:w15="http://schemas.microsoft.com/office/word/2012/wordml" xmlns:w16cex="http://schemas.microsoft.com/office/word/2018/wordml/cex" xmlns:w16cid="http://schemas.microsoft.com/office/word/2016/wordml/cid" xmlns:w16="http://schemas.microsoft.com/office/word/2018/wordml" xmlns:w16du="http://schemas.microsoft.com/office/word/2023/wordml/word16du" xmlns:w16sdtdh="http://schemas.microsoft.com/office/word/2020/wordml/sdtdatahash" xmlns:w16se="http://schemas.microsoft.com/office/word/2015/wordml/symex" xmlns:wpg="http://schemas.microsoft.com/office/word/2010/wordprocessingGroup" xmlns:wpi="http://schemas.microsoft.com/office/word/2010/wordprocessingInk" xmlns:wne="http://schemas.microsoft.com/office/word/2006/wordml" xmlns:wps="http://schemas.microsoft.com/office/word/2010/wordprocessingShape" mc:Ignorable="w14 w15 w16se w16cid w16 w16cex w16sdtdh w16du wp14">
   <w:p>
     <w:pPr>
       <w:pStyle w:val="Piedepgina"/>
@@ -12291,7 +12431,7 @@
 </file>
 
 <file path=word/footnotes.xml><?xml version="1.0" encoding="utf-8"?>
-<w:footnotes xmlns:wpc="http://schemas.microsoft.com/office/word/2010/wordprocessingCanvas" xmlns:cx="http://schemas.microsoft.com/office/drawing/2014/chartex" xmlns:cx1="http://schemas.microsoft.com/office/drawing/2015/9/8/chartex" xmlns:cx2="http://schemas.microsoft.com/office/drawing/2015/10/21/chartex" xmlns:cx3="http://schemas.microsoft.com/office/drawing/2016/5/9/chartex" xmlns:cx4="http://schemas.microsoft.com/office/drawing/2016/5/10/chartex" xmlns:cx5="http://schemas.microsoft.com/office/drawing/2016/5/11/chartex" xmlns:cx6="http://schemas.microsoft.com/office/drawing/2016/5/12/chartex" xmlns:cx7="http://schemas.microsoft.com/office/drawing/2016/5/13/chartex" xmlns:cx8="http://schemas.microsoft.com/office/drawing/2016/5/14/chartex" xmlns:mc="http://schemas.openxmlformats.org/markup-compatibility/2006" xmlns:aink="http://schemas.microsoft.com/office/drawing/2016/ink" xmlns:am3d="http://schemas.microsoft.com/office/drawing/2017/model3d" xmlns:o="urn:schemas-microsoft-com:office:office" xmlns:oel="http://schemas.microsoft.com/office/2019/extlst" xmlns:r="http://schemas.openxmlformats.org/officeDocument/2006/relationships" xmlns:m="http://schemas.openxmlformats.org/officeDocument/2006/math" xmlns:v="urn:schemas-microsoft-com:vml" xmlns:wp14="http://schemas.microsoft.com/office/word/2010/wordprocessingDrawing" xmlns:wp="http://schemas.openxmlformats.org/drawingml/2006/wordprocessingDrawing" xmlns:w10="urn:schemas-microsoft-com:office:word" xmlns:w="http://schemas.openxmlformats.org/wordprocessingml/2006/main" xmlns:w14="http://schemas.microsoft.com/office/word/2010/wordml" xmlns:w15="http://schemas.microsoft.com/office/word/2012/wordml" xmlns:w16cex="http://schemas.microsoft.com/office/word/2018/wordml/cex" xmlns:w16cid="http://schemas.microsoft.com/office/word/2016/wordml/cid" xmlns:w16="http://schemas.microsoft.com/office/word/2018/wordml" xmlns:w16du="http://schemas.microsoft.com/office/word/2023/wordml/word16du" xmlns:w16sdtdh="http://schemas.microsoft.com/office/word/2020/wordml/sdtdatahash" xmlns:w16sdtfl="http://schemas.microsoft.com/office/word/2024/wordml/sdtformatlock" xmlns:w16se="http://schemas.microsoft.com/office/word/2015/wordml/symex" xmlns:wpg="http://schemas.microsoft.com/office/word/2010/wordprocessingGroup" xmlns:wpi="http://schemas.microsoft.com/office/word/2010/wordprocessingInk" xmlns:wne="http://schemas.microsoft.com/office/word/2006/wordml" xmlns:wps="http://schemas.microsoft.com/office/word/2010/wordprocessingShape" mc:Ignorable="w14 w15 w16se w16cid w16 w16cex w16sdtdh w16sdtfl w16du wp14">
+<w:footnotes xmlns:wpc="http://schemas.microsoft.com/office/word/2010/wordprocessingCanvas" xmlns:cx="http://schemas.microsoft.com/office/drawing/2014/chartex" xmlns:cx1="http://schemas.microsoft.com/office/drawing/2015/9/8/chartex" xmlns:cx2="http://schemas.microsoft.com/office/drawing/2015/10/21/chartex" xmlns:cx3="http://schemas.microsoft.com/office/drawing/2016/5/9/chartex" xmlns:cx4="http://schemas.microsoft.com/office/drawing/2016/5/10/chartex" xmlns:cx5="http://schemas.microsoft.com/office/drawing/2016/5/11/chartex" xmlns:cx6="http://schemas.microsoft.com/office/drawing/2016/5/12/chartex" xmlns:cx7="http://schemas.microsoft.com/office/drawing/2016/5/13/chartex" xmlns:cx8="http://schemas.microsoft.com/office/drawing/2016/5/14/chartex" xmlns:mc="http://schemas.openxmlformats.org/markup-compatibility/2006" xmlns:aink="http://schemas.microsoft.com/office/drawing/2016/ink" xmlns:am3d="http://schemas.microsoft.com/office/drawing/2017/model3d" xmlns:o="urn:schemas-microsoft-com:office:office" xmlns:oel="http://schemas.microsoft.com/office/2019/extlst" xmlns:r="http://schemas.openxmlformats.org/officeDocument/2006/relationships" xmlns:m="http://schemas.openxmlformats.org/officeDocument/2006/math" xmlns:v="urn:schemas-microsoft-com:vml" xmlns:wp14="http://schemas.microsoft.com/office/word/2010/wordprocessingDrawing" xmlns:wp="http://schemas.openxmlformats.org/drawingml/2006/wordprocessingDrawing" xmlns:w10="urn:schemas-microsoft-com:office:word" xmlns:w="http://schemas.openxmlformats.org/wordprocessingml/2006/main" xmlns:w14="http://schemas.microsoft.com/office/word/2010/wordml" xmlns:w15="http://schemas.microsoft.com/office/word/2012/wordml" xmlns:w16cex="http://schemas.microsoft.com/office/word/2018/wordml/cex" xmlns:w16cid="http://schemas.microsoft.com/office/word/2016/wordml/cid" xmlns:w16="http://schemas.microsoft.com/office/word/2018/wordml" xmlns:w16du="http://schemas.microsoft.com/office/word/2023/wordml/word16du" xmlns:w16sdtdh="http://schemas.microsoft.com/office/word/2020/wordml/sdtdatahash" xmlns:w16se="http://schemas.microsoft.com/office/word/2015/wordml/symex" xmlns:wpg="http://schemas.microsoft.com/office/word/2010/wordprocessingGroup" xmlns:wpi="http://schemas.microsoft.com/office/word/2010/wordprocessingInk" xmlns:wne="http://schemas.microsoft.com/office/word/2006/wordml" xmlns:wps="http://schemas.microsoft.com/office/word/2010/wordprocessingShape" mc:Ignorable="w14 w15 w16se w16cid w16 w16cex w16sdtdh w16du wp14">
   <w:footnote w:type="separator" w:id="-1">
     <w:p>
       <w:pPr>
@@ -12316,7 +12456,7 @@
 </file>
 
 <file path=word/header1.xml><?xml version="1.0" encoding="utf-8"?>
-<w:hdr xmlns:wpc="http://schemas.microsoft.com/office/word/2010/wordprocessingCanvas" xmlns:cx="http://schemas.microsoft.com/office/drawing/2014/chartex" xmlns:cx1="http://schemas.microsoft.com/office/drawing/2015/9/8/chartex" xmlns:cx2="http://schemas.microsoft.com/office/drawing/2015/10/21/chartex" xmlns:cx3="http://schemas.microsoft.com/office/drawing/2016/5/9/chartex" xmlns:cx4="http://schemas.microsoft.com/office/drawing/2016/5/10/chartex" xmlns:cx5="http://schemas.microsoft.com/office/drawing/2016/5/11/chartex" xmlns:cx6="http://schemas.microsoft.com/office/drawing/2016/5/12/chartex" xmlns:cx7="http://schemas.microsoft.com/office/drawing/2016/5/13/chartex" xmlns:cx8="http://schemas.microsoft.com/office/drawing/2016/5/14/chartex" xmlns:mc="http://schemas.openxmlformats.org/markup-compatibility/2006" xmlns:aink="http://schemas.microsoft.com/office/drawing/2016/ink" xmlns:am3d="http://schemas.microsoft.com/office/drawing/2017/model3d" xmlns:o="urn:schemas-microsoft-com:office:office" xmlns:oel="http://schemas.microsoft.com/office/2019/extlst" xmlns:r="http://schemas.openxmlformats.org/officeDocument/2006/relationships" xmlns:m="http://schemas.openxmlformats.org/officeDocument/2006/math" xmlns:v="urn:schemas-microsoft-com:vml" xmlns:wp14="http://schemas.microsoft.com/office/word/2010/wordprocessingDrawing" xmlns:wp="http://schemas.openxmlformats.org/drawingml/2006/wordprocessingDrawing" xmlns:w10="urn:schemas-microsoft-com:office:word" xmlns:w="http://schemas.openxmlformats.org/wordprocessingml/2006/main" xmlns:w14="http://schemas.microsoft.com/office/word/2010/wordml" xmlns:w15="http://schemas.microsoft.com/office/word/2012/wordml" xmlns:w16cex="http://schemas.microsoft.com/office/word/2018/wordml/cex" xmlns:w16cid="http://schemas.microsoft.com/office/word/2016/wordml/cid" xmlns:w16="http://schemas.microsoft.com/office/word/2018/wordml" xmlns:w16du="http://schemas.microsoft.com/office/word/2023/wordml/word16du" xmlns:w16sdtdh="http://schemas.microsoft.com/office/word/2020/wordml/sdtdatahash" xmlns:w16sdtfl="http://schemas.microsoft.com/office/word/2024/wordml/sdtformatlock" xmlns:w16se="http://schemas.microsoft.com/office/word/2015/wordml/symex" xmlns:wpg="http://schemas.microsoft.com/office/word/2010/wordprocessingGroup" xmlns:wpi="http://schemas.microsoft.com/office/word/2010/wordprocessingInk" xmlns:wne="http://schemas.microsoft.com/office/word/2006/wordml" xmlns:wps="http://schemas.microsoft.com/office/word/2010/wordprocessingShape" mc:Ignorable="w14 w15 w16se w16cid w16 w16cex w16sdtdh w16sdtfl w16du wp14">
+<w:hdr xmlns:wpc="http://schemas.microsoft.com/office/word/2010/wordprocessingCanvas" xmlns:cx="http://schemas.microsoft.com/office/drawing/2014/chartex" xmlns:cx1="http://schemas.microsoft.com/office/drawing/2015/9/8/chartex" xmlns:cx2="http://schemas.microsoft.com/office/drawing/2015/10/21/chartex" xmlns:cx3="http://schemas.microsoft.com/office/drawing/2016/5/9/chartex" xmlns:cx4="http://schemas.microsoft.com/office/drawing/2016/5/10/chartex" xmlns:cx5="http://schemas.microsoft.com/office/drawing/2016/5/11/chartex" xmlns:cx6="http://schemas.microsoft.com/office/drawing/2016/5/12/chartex" xmlns:cx7="http://schemas.microsoft.com/office/drawing/2016/5/13/chartex" xmlns:cx8="http://schemas.microsoft.com/office/drawing/2016/5/14/chartex" xmlns:mc="http://schemas.openxmlformats.org/markup-compatibility/2006" xmlns:aink="http://schemas.microsoft.com/office/drawing/2016/ink" xmlns:am3d="http://schemas.microsoft.com/office/drawing/2017/model3d" xmlns:o="urn:schemas-microsoft-com:office:office" xmlns:oel="http://schemas.microsoft.com/office/2019/extlst" xmlns:r="http://schemas.openxmlformats.org/officeDocument/2006/relationships" xmlns:m="http://schemas.openxmlformats.org/officeDocument/2006/math" xmlns:v="urn:schemas-microsoft-com:vml" xmlns:wp14="http://schemas.microsoft.com/office/word/2010/wordprocessingDrawing" xmlns:wp="http://schemas.openxmlformats.org/drawingml/2006/wordprocessingDrawing" xmlns:w10="urn:schemas-microsoft-com:office:word" xmlns:w="http://schemas.openxmlformats.org/wordprocessingml/2006/main" xmlns:w14="http://schemas.microsoft.com/office/word/2010/wordml" xmlns:w15="http://schemas.microsoft.com/office/word/2012/wordml" xmlns:w16cex="http://schemas.microsoft.com/office/word/2018/wordml/cex" xmlns:w16cid="http://schemas.microsoft.com/office/word/2016/wordml/cid" xmlns:w16="http://schemas.microsoft.com/office/word/2018/wordml" xmlns:w16du="http://schemas.microsoft.com/office/word/2023/wordml/word16du" xmlns:w16sdtdh="http://schemas.microsoft.com/office/word/2020/wordml/sdtdatahash" xmlns:w16se="http://schemas.microsoft.com/office/word/2015/wordml/symex" xmlns:wpg="http://schemas.microsoft.com/office/word/2010/wordprocessingGroup" xmlns:wpi="http://schemas.microsoft.com/office/word/2010/wordprocessingInk" xmlns:wne="http://schemas.microsoft.com/office/word/2006/wordml" xmlns:wps="http://schemas.microsoft.com/office/word/2010/wordprocessingShape" mc:Ignorable="w14 w15 w16se w16cid w16 w16cex w16sdtdh w16du wp14">
   <w:p>
     <w:pPr>
       <w:pStyle w:val="Encabezado"/>
@@ -12333,20 +12473,15 @@
     <w:r>
       <w:ptab w:relativeTo="margin" w:alignment="right" w:leader="none"/>
     </w:r>
-    <w:proofErr w:type="spellStart"/>
     <w:r>
-      <w:t>MSc.Ing</w:t>
-    </w:r>
-    <w:proofErr w:type="spellEnd"/>
-    <w:r>
-      <w:t>. Angélica Gazón Cuéllar</w:t>
+      <w:t>MSc.Ing. Angélica Gazón Cuéllar</w:t>
     </w:r>
   </w:p>
 </w:hdr>
 </file>
 
 <file path=word/numbering.xml><?xml version="1.0" encoding="utf-8"?>
-<w:numbering xmlns:wpc="http://schemas.microsoft.com/office/word/2010/wordprocessingCanvas" xmlns:cx="http://schemas.microsoft.com/office/drawing/2014/chartex" xmlns:cx1="http://schemas.microsoft.com/office/drawing/2015/9/8/chartex" xmlns:cx2="http://schemas.microsoft.com/office/drawing/2015/10/21/chartex" xmlns:cx3="http://schemas.microsoft.com/office/drawing/2016/5/9/chartex" xmlns:cx4="http://schemas.microsoft.com/office/drawing/2016/5/10/chartex" xmlns:cx5="http://schemas.microsoft.com/office/drawing/2016/5/11/chartex" xmlns:cx6="http://schemas.microsoft.com/office/drawing/2016/5/12/chartex" xmlns:cx7="http://schemas.microsoft.com/office/drawing/2016/5/13/chartex" xmlns:cx8="http://schemas.microsoft.com/office/drawing/2016/5/14/chartex" xmlns:mc="http://schemas.openxmlformats.org/markup-compatibility/2006" xmlns:aink="http://schemas.microsoft.com/office/drawing/2016/ink" xmlns:am3d="http://schemas.microsoft.com/office/drawing/2017/model3d" xmlns:o="urn:schemas-microsoft-com:office:office" xmlns:oel="http://schemas.microsoft.com/office/2019/extlst" xmlns:r="http://schemas.openxmlformats.org/officeDocument/2006/relationships" xmlns:m="http://schemas.openxmlformats.org/officeDocument/2006/math" xmlns:v="urn:schemas-microsoft-com:vml" xmlns:wp14="http://schemas.microsoft.com/office/word/2010/wordprocessingDrawing" xmlns:wp="http://schemas.openxmlformats.org/drawingml/2006/wordprocessingDrawing" xmlns:w10="urn:schemas-microsoft-com:office:word" xmlns:w="http://schemas.openxmlformats.org/wordprocessingml/2006/main" xmlns:w14="http://schemas.microsoft.com/office/word/2010/wordml" xmlns:w15="http://schemas.microsoft.com/office/word/2012/wordml" xmlns:w16cex="http://schemas.microsoft.com/office/word/2018/wordml/cex" xmlns:w16cid="http://schemas.microsoft.com/office/word/2016/wordml/cid" xmlns:w16="http://schemas.microsoft.com/office/word/2018/wordml" xmlns:w16du="http://schemas.microsoft.com/office/word/2023/wordml/word16du" xmlns:w16sdtdh="http://schemas.microsoft.com/office/word/2020/wordml/sdtdatahash" xmlns:w16sdtfl="http://schemas.microsoft.com/office/word/2024/wordml/sdtformatlock" xmlns:w16se="http://schemas.microsoft.com/office/word/2015/wordml/symex" xmlns:wpg="http://schemas.microsoft.com/office/word/2010/wordprocessingGroup" xmlns:wpi="http://schemas.microsoft.com/office/word/2010/wordprocessingInk" xmlns:wne="http://schemas.microsoft.com/office/word/2006/wordml" xmlns:wps="http://schemas.microsoft.com/office/word/2010/wordprocessingShape" mc:Ignorable="w14 w15 w16se w16cid w16 w16cex w16sdtdh w16sdtfl w16du wp14">
+<w:numbering xmlns:wpc="http://schemas.microsoft.com/office/word/2010/wordprocessingCanvas" xmlns:cx="http://schemas.microsoft.com/office/drawing/2014/chartex" xmlns:cx1="http://schemas.microsoft.com/office/drawing/2015/9/8/chartex" xmlns:cx2="http://schemas.microsoft.com/office/drawing/2015/10/21/chartex" xmlns:cx3="http://schemas.microsoft.com/office/drawing/2016/5/9/chartex" xmlns:cx4="http://schemas.microsoft.com/office/drawing/2016/5/10/chartex" xmlns:cx5="http://schemas.microsoft.com/office/drawing/2016/5/11/chartex" xmlns:cx6="http://schemas.microsoft.com/office/drawing/2016/5/12/chartex" xmlns:cx7="http://schemas.microsoft.com/office/drawing/2016/5/13/chartex" xmlns:cx8="http://schemas.microsoft.com/office/drawing/2016/5/14/chartex" xmlns:mc="http://schemas.openxmlformats.org/markup-compatibility/2006" xmlns:aink="http://schemas.microsoft.com/office/drawing/2016/ink" xmlns:am3d="http://schemas.microsoft.com/office/drawing/2017/model3d" xmlns:o="urn:schemas-microsoft-com:office:office" xmlns:oel="http://schemas.microsoft.com/office/2019/extlst" xmlns:r="http://schemas.openxmlformats.org/officeDocument/2006/relationships" xmlns:m="http://schemas.openxmlformats.org/officeDocument/2006/math" xmlns:v="urn:schemas-microsoft-com:vml" xmlns:wp14="http://schemas.microsoft.com/office/word/2010/wordprocessingDrawing" xmlns:wp="http://schemas.openxmlformats.org/drawingml/2006/wordprocessingDrawing" xmlns:w10="urn:schemas-microsoft-com:office:word" xmlns:w="http://schemas.openxmlformats.org/wordprocessingml/2006/main" xmlns:w14="http://schemas.microsoft.com/office/word/2010/wordml" xmlns:w15="http://schemas.microsoft.com/office/word/2012/wordml" xmlns:w16cex="http://schemas.microsoft.com/office/word/2018/wordml/cex" xmlns:w16cid="http://schemas.microsoft.com/office/word/2016/wordml/cid" xmlns:w16="http://schemas.microsoft.com/office/word/2018/wordml" xmlns:w16du="http://schemas.microsoft.com/office/word/2023/wordml/word16du" xmlns:w16sdtdh="http://schemas.microsoft.com/office/word/2020/wordml/sdtdatahash" xmlns:w16se="http://schemas.microsoft.com/office/word/2015/wordml/symex" xmlns:wpg="http://schemas.microsoft.com/office/word/2010/wordprocessingGroup" xmlns:wpi="http://schemas.microsoft.com/office/word/2010/wordprocessingInk" xmlns:wne="http://schemas.microsoft.com/office/word/2006/wordml" xmlns:wps="http://schemas.microsoft.com/office/word/2010/wordprocessingShape" mc:Ignorable="w14 w15 w16se w16cid w16 w16cex w16sdtdh w16du wp14">
   <w:abstractNum w:abstractNumId="0" w15:restartNumberingAfterBreak="0">
     <w:nsid w:val="0B056354"/>
     <w:multiLevelType w:val="multilevel"/>
@@ -14348,7 +14483,7 @@
 </file>
 
 <file path=word/styles.xml><?xml version="1.0" encoding="utf-8"?>
-<w:styles xmlns:mc="http://schemas.openxmlformats.org/markup-compatibility/2006" xmlns:r="http://schemas.openxmlformats.org/officeDocument/2006/relationships" xmlns:w="http://schemas.openxmlformats.org/wordprocessingml/2006/main" xmlns:w14="http://schemas.microsoft.com/office/word/2010/wordml" xmlns:w15="http://schemas.microsoft.com/office/word/2012/wordml" xmlns:w16cex="http://schemas.microsoft.com/office/word/2018/wordml/cex" xmlns:w16cid="http://schemas.microsoft.com/office/word/2016/wordml/cid" xmlns:w16="http://schemas.microsoft.com/office/word/2018/wordml" xmlns:w16du="http://schemas.microsoft.com/office/word/2023/wordml/word16du" xmlns:w16sdtdh="http://schemas.microsoft.com/office/word/2020/wordml/sdtdatahash" xmlns:w16sdtfl="http://schemas.microsoft.com/office/word/2024/wordml/sdtformatlock" xmlns:w16se="http://schemas.microsoft.com/office/word/2015/wordml/symex" mc:Ignorable="w14 w15 w16se w16cid w16 w16cex w16sdtdh w16sdtfl w16du">
+<w:styles xmlns:mc="http://schemas.openxmlformats.org/markup-compatibility/2006" xmlns:r="http://schemas.openxmlformats.org/officeDocument/2006/relationships" xmlns:w="http://schemas.openxmlformats.org/wordprocessingml/2006/main" xmlns:w14="http://schemas.microsoft.com/office/word/2010/wordml" xmlns:w15="http://schemas.microsoft.com/office/word/2012/wordml" xmlns:w16cex="http://schemas.microsoft.com/office/word/2018/wordml/cex" xmlns:w16cid="http://schemas.microsoft.com/office/word/2016/wordml/cid" xmlns:w16="http://schemas.microsoft.com/office/word/2018/wordml" xmlns:w16du="http://schemas.microsoft.com/office/word/2023/wordml/word16du" xmlns:w16sdtdh="http://schemas.microsoft.com/office/word/2020/wordml/sdtdatahash" xmlns:w16se="http://schemas.microsoft.com/office/word/2015/wordml/symex" mc:Ignorable="w14 w15 w16se w16cid w16 w16cex w16sdtdh w16du">
   <w:docDefaults>
     <w:rPrDefault>
       <w:rPr>
@@ -14950,6 +15085,7 @@
   <w:style w:type="character" w:default="1" w:styleId="Fuentedeprrafopredeter">
     <w:name w:val="Default Paragraph Font"/>
     <w:uiPriority w:val="1"/>
+    <w:semiHidden/>
     <w:unhideWhenUsed/>
   </w:style>
   <w:style w:type="table" w:default="1" w:styleId="Tablanormal">
